--- a/DOCUMENT/4_Chapter1_Introduction_ProjectProfile.docx
+++ b/DOCUMENT/4_Chapter1_Introduction_ProjectProfile.docx
@@ -1697,6 +1697,36 @@
         <w:t>To provide secure OTP resend functionality with a cooldown period and restrict login access until email verification is successfully completed, preventing fake accounts, spam, and misuse of the email service.</w:t>
       </w:r>
     </w:p>
+    <w:p>
+      <w:pPr>
+        <w:spacing w:before="240" w:after="0" w:line="300" w:lineRule="auto"/>
+        <w:jc w:val="both"/>
+        <w:rPr>
+          <w:rFonts w:asciiTheme="majorHAnsi" w:hAnsiTheme="majorHAnsi" w:cstheme="majorHAnsi"/>
+          <w:sz w:val="24"/>
+        </w:rPr>
+      </w:pPr>
+    </w:p>
+    <w:p>
+      <w:pPr>
+        <w:spacing w:before="240" w:after="0" w:line="300" w:lineRule="auto"/>
+        <w:jc w:val="both"/>
+        <w:rPr>
+          <w:rFonts w:asciiTheme="majorHAnsi" w:hAnsiTheme="majorHAnsi" w:cstheme="majorHAnsi"/>
+          <w:sz w:val="24"/>
+        </w:rPr>
+      </w:pPr>
+    </w:p>
+    <w:p>
+      <w:pPr>
+        <w:spacing w:before="240" w:after="0" w:line="300" w:lineRule="auto"/>
+        <w:jc w:val="both"/>
+        <w:rPr>
+          <w:rFonts w:asciiTheme="majorHAnsi" w:hAnsiTheme="majorHAnsi" w:cstheme="majorHAnsi"/>
+          <w:sz w:val="24"/>
+        </w:rPr>
+      </w:pPr>
+    </w:p>
     <w:sectPr>
       <w:headerReference w:type="default" r:id="rId8"/>
       <w:footerReference w:type="default" r:id="rId9"/>
@@ -1852,27 +1882,7 @@
         <w:color w:val="000000"/>
         <w:sz w:val="24"/>
       </w:rPr>
-      <w:t xml:space="preserve">Acharya </w:t>
-    </w:r>
-    <w:proofErr w:type="spellStart"/>
-    <w:r>
-      <w:rPr>
-        <w:rFonts w:ascii="Cambria" w:hAnsi="Cambria"/>
-        <w:b/>
-        <w:color w:val="000000"/>
-        <w:sz w:val="24"/>
-      </w:rPr>
-      <w:t>Motibhai</w:t>
-    </w:r>
-    <w:proofErr w:type="spellEnd"/>
-    <w:r>
-      <w:rPr>
-        <w:rFonts w:ascii="Cambria" w:hAnsi="Cambria"/>
-        <w:b/>
-        <w:color w:val="000000"/>
-        <w:sz w:val="24"/>
-      </w:rPr>
-      <w:t xml:space="preserve"> Patel Institute of Computer Studies</w:t>
+      <w:t>ACHARYA MOTIBHAI PATEL INSTITUTE OF COMPUTER STUDIES</w:t>
     </w:r>
   </w:p>
 </w:hdr>
